--- a/ind/docx/005.content.docx
+++ b/ind/docx/005.content.docx
@@ -150,26 +150,6 @@
           <w:lang w:val="id_ID" w:bidi="id_ID"/>
         </w:rPr>
         <w:t>F</w:t>
-      </w:r>
-      <w:r>
-        <w:rPr>
-          <w:lang w:val="id_ID" w:bidi="id_ID"/>
-        </w:rPr>
-      </w:r>
-    </w:p>
-    <w:p>
-      <w:pPr/>
-      <w:r>
-        <w:rPr>
-          <w:lang w:val="id_ID" w:bidi="id_ID"/>
-        </w:rPr>
-      </w:r>
-      <w:r>
-        <w:rPr>
-          <w:i/>
-          <w:lang w:val="id_ID" w:bidi="id_ID"/>
-        </w:rPr>
-        <w:t>Frigia</w:t>
       </w:r>
       <w:r>
         <w:rPr>

--- a/ind/docx/005.content.docx
+++ b/ind/docx/005.content.docx
@@ -19,7 +19,7 @@
         <w:rPr>
           <w:lang w:val="id_ID" w:bidi="id_ID"/>
         </w:rPr>
-        <w:t>Resource: Kamus Alkitab (Tyndale)</w:t>
+        <w:t>Resource: Tyndale Open Bible Dictionary</w:t>
       </w:r>
       <w:r>
         <w:rPr>
@@ -112,7 +112,7 @@
         <w:rPr>
           <w:lang w:val="id_ID" w:bidi="id_ID"/>
         </w:rPr>
-        <w:t>Kamus Alkitab (Tyndale)</w:t>
+        <w:t>Tyndale Open Bible Dictionary</w:t>
       </w:r>
     </w:p>
     <w:p>

--- a/ind/docx/005.content.docx
+++ b/ind/docx/005.content.docx
@@ -19,7 +19,7 @@
         <w:rPr>
           <w:lang w:val="id_ID" w:bidi="id_ID"/>
         </w:rPr>
-        <w:t>Resource: Tyndale Open Bible Dictionary</w:t>
+        <w:t>Resource: Aquifer Open Bible Dictionary</w:t>
       </w:r>
       <w:r>
         <w:rPr>
@@ -112,7 +112,7 @@
         <w:rPr>
           <w:lang w:val="id_ID" w:bidi="id_ID"/>
         </w:rPr>
-        <w:t>Tyndale Open Bible Dictionary</w:t>
+        <w:t>Aquifer Open Bible Dictionary</w:t>
       </w:r>
     </w:p>
     <w:p>

--- a/ind/docx/005.content.docx
+++ b/ind/docx/005.content.docx
@@ -261,18 +261,12 @@
         </w:rPr>
         <w:t xml:space="preserve">Dewi utama mereka adalah Cybele. Dia kemudian menjadi dewi kesuburan seluruh Anatolia. Ritual orgiastik dilakukan untuk menghormatinya, yang mengarah pada sensualitas yang bertujuan untuk memfasilitasi reproduksi di antara manusia, hewan, dan tanaman. Ketika orang Ionia dan Yunani menetap di Miletus dan Efesus, Cybele berubah menjadi Artemis, dewi kesuburan Yunani, yang kuilnya di Efesus merupakan salah satu dari tujuh keajaiban dunia. Patungnya pada awalnya adalah batu meteorit hitam (bdk. </w:t>
       </w:r>
-      <w:hyperlink r:id="rId13">
-        <w:r>
-          <w:rPr>
-            <w:lang w:val="id_ID" w:bidi="id_ID"/>
-          </w:rPr>
-          <w:rPr>
-            <w:color w:val="0000EE"/>
-            <w:u w:val="single"/>
-          </w:rPr>
-          <w:t>Kisah 19:35</w:t>
-        </w:r>
-      </w:hyperlink>
+      <w:r>
+        <w:rPr>
+          <w:lang w:val="id_ID" w:bidi="id_ID"/>
+        </w:rPr>
+        <w:t>Kisah 19:35</w:t>
+      </w:r>
       <w:r>
         <w:rPr>
           <w:lang w:val="id_ID" w:bidi="id_ID"/>
@@ -307,36 +301,24 @@
         </w:rPr>
         <w:t>Raja-raja Siria mendorong orang-orang Yahudi untuk menetap di daerah ini. Mereka menjadi bagian penting dari masyarakat, dan sinagoge mereka ada di setiap kota besar. Paulus melewati daerah ini dalam perjalanannya dari Likaonia ke Troas (</w:t>
       </w:r>
-      <w:hyperlink r:id="rId14">
-        <w:r>
-          <w:rPr>
-            <w:lang w:val="id_ID" w:bidi="id_ID"/>
-          </w:rPr>
-          <w:rPr>
-            <w:color w:val="0000EE"/>
-            <w:u w:val="single"/>
-          </w:rPr>
-          <w:t>Kisah 16:6</w:t>
-        </w:r>
-      </w:hyperlink>
+      <w:r>
+        <w:rPr>
+          <w:lang w:val="id_ID" w:bidi="id_ID"/>
+        </w:rPr>
+        <w:t>Kisah 16:6</w:t>
+      </w:r>
       <w:r>
         <w:rPr>
           <w:lang w:val="id_ID" w:bidi="id_ID"/>
         </w:rPr>
         <w:t>) setelah Roh Kudus melarangnya menyampaikan firman Allah di Asia. Injil mungkin sampai ke daerah ini melalui para peziarah yang pergi ke Yerusalem dan mendengar khotbah Petrus. Di sana, dengan takjub, mereka mendengar orang-orang percaya mula-mula mewartakan pekerjaan Allah dalam bahasa asli mereka (</w:t>
       </w:r>
-      <w:hyperlink r:id="rId15">
-        <w:r>
-          <w:rPr>
-            <w:lang w:val="id_ID" w:bidi="id_ID"/>
-          </w:rPr>
-          <w:rPr>
-            <w:color w:val="0000EE"/>
-            <w:u w:val="single"/>
-          </w:rPr>
-          <w:t>Kisah 2:8–11</w:t>
-        </w:r>
-      </w:hyperlink>
+      <w:r>
+        <w:rPr>
+          <w:lang w:val="id_ID" w:bidi="id_ID"/>
+        </w:rPr>
+        <w:t>Kisah 2:8–11</w:t>
+      </w:r>
       <w:r>
         <w:rPr>
           <w:lang w:val="id_ID" w:bidi="id_ID"/>
